--- a/pages/output_feasibility_analysis_report/xxx平台改建可行性评估报告.docx
+++ b/pages/output_feasibility_analysis_report/xxx平台改建可行性评估报告.docx
@@ -33813,7 +33813,7 @@
         <w:sz w:val="24"/>
         <w:szCs w:val="24"/>
       </w:rPr>
-      <w:instrText xml:space="preserve"> NUMPAGES  \* MERGEFORMAT </w:instrText>
+      <w:instrText xml:space="preserve"> SECTIONPAGES  \* MERGEFORMAT </w:instrText>
     </w:r>
     <w:r>
       <w:rPr>
